--- a/paper_work/kimst_encdec_guided_weapon_data_inspection.docx
+++ b/paper_work/kimst_encdec_guided_weapon_data_inspection.docx
@@ -1,6 +1,6 @@
 
 <file path=word/document.xml><?xml version="1.0" encoding="utf-8"?>
-<w:document xmlns:w="http://schemas.openxmlformats.org/wordprocessingml/2006/main" xmlns:r="http://schemas.openxmlformats.org/officeDocument/2006/relationships" xmlns:xml="http://www.w3.org/XML/1998/namespace">
+<w:document xmlns:w="http://schemas.openxmlformats.org/wordprocessingml/2006/main">
   <w:body>
     <w:p>
       <w:pPr>
@@ -253,6 +253,56 @@
           <w:szCs w:val="19"/>
         </w:rPr>
         <w:t>유도탄 체계의 개발, 시험, 저장, 정비 과정에서는 다수의 센서 계측값, 상태 플래그, 시험 이벤트, 점검 이력과 같은 시계열 데이터가 축적된다. 이러한 데이터는 체계 상태를 해석하고 후속 점검 여부를 판단하는 근거가 되므로, 분석에 앞서 결측, 비정상 범위, 고정값 지속, 시간 동기 불일치, 채널 간 관계 붕괴와 같은 데이터 품질 이상을 선별하는 절차가 필요하다. 기존 점검은 단일 채널 임계값이나 담당자 검토에 의존하는 경우가 많아 복합 패턴의 이상을 일관되게 걸러내기 어렵고, 데이터 규모가 커질수록 반복 검토 부담도 증가한다.</w:t>
+      </w:r>
+    </w:p>
+    <w:p>
+      <w:pPr>
+        <w:pStyle w:val="BodyText"/>
+        <w:jc w:val="both"/>
+        <w:ind w:firstLine="180"/>
+        <w:spacing w:before="0" w:after="80" w:line="300" w:lineRule="auto"/>
+      </w:pPr>
+      <w:r>
+        <w:rPr>
+          <w:rFonts w:ascii="Batang" w:hAnsi="Batang" w:eastAsia="Batang"/>
+          <w:sz w:val="19"/>
+          <w:szCs w:val="19"/>
+        </w:rPr>
+        <w:t>국내에서도 미사일 발사통제체계(FCS)의 DAS 주기 메시지를 대상으로 시계열 모델과 규칙 기반 임계값을 결합하여 시간 편차, 메시지 손실, 지터를 탐지하는 연구가 제안된 바 있다</w:t>
+      </w:r>
+      <w:r>
+        <w:rPr>
+          <w:rFonts w:ascii="Batang" w:hAnsi="Batang" w:eastAsia="Batang"/>
+          <w:sz w:val="14"/>
+          <w:szCs w:val="14"/>
+          <w:vertAlign w:val="superscript"/>
+        </w:rPr>
+        <w:t>[10]</w:t>
+      </w:r>
+      <w:r>
+        <w:rPr>
+          <w:rFonts w:ascii="Batang" w:hAnsi="Batang" w:eastAsia="Batang"/>
+          <w:sz w:val="19"/>
+          <w:szCs w:val="19"/>
+        </w:rPr>
+        <w:t>. 또한 창정비 시험결과를 DB화하고 누적 Raw Data의 추이와 비교분석을 제공하는 연구는 시험 데이터 관리가 단순 합부 판정을 넘어 신뢰도 확인 절차로 확장될 필요가 있음을 보여준다</w:t>
+      </w:r>
+      <w:r>
+        <w:rPr>
+          <w:rFonts w:ascii="Batang" w:hAnsi="Batang" w:eastAsia="Batang"/>
+          <w:sz w:val="14"/>
+          <w:szCs w:val="14"/>
+          <w:vertAlign w:val="superscript"/>
+        </w:rPr>
+        <w:t>[11]</w:t>
+      </w:r>
+      <w:r>
+        <w:rPr>
+          <w:rFonts w:ascii="Batang" w:hAnsi="Batang" w:eastAsia="Batang"/>
+          <w:sz w:val="19"/>
+          <w:szCs w:val="19"/>
+        </w:rPr>
+        <w:t>.</w:t>
       </w:r>
     </w:p>
     <w:p>
@@ -915,6 +965,39 @@
     </w:p>
     <w:p>
       <w:pPr>
+        <w:pStyle w:val="BodyText"/>
+        <w:jc w:val="both"/>
+        <w:ind w:firstLine="180"/>
+        <w:spacing w:before="0" w:after="80" w:line="300" w:lineRule="auto"/>
+      </w:pPr>
+      <w:r>
+        <w:rPr>
+          <w:rFonts w:ascii="Batang" w:hAnsi="Batang" w:eastAsia="Batang"/>
+          <w:sz w:val="19"/>
+          <w:szCs w:val="19"/>
+        </w:rPr>
+        <w:t>무기체계 PHM 분야에서도 실제 고장 데이터 부족과 비정상 라벨 불균형이 주요 제약으로 지적되어 왔다</w:t>
+      </w:r>
+      <w:r>
+        <w:rPr>
+          <w:rFonts w:ascii="Batang" w:hAnsi="Batang" w:eastAsia="Batang"/>
+          <w:sz w:val="14"/>
+          <w:szCs w:val="14"/>
+          <w:vertAlign w:val="superscript"/>
+        </w:rPr>
+        <w:t>[12]</w:t>
+      </w:r>
+      <w:r>
+        <w:rPr>
+          <w:rFonts w:ascii="Batang" w:hAnsi="Batang" w:eastAsia="Batang"/>
+          <w:sz w:val="19"/>
+          <w:szCs w:val="19"/>
+        </w:rPr>
+        <w:t>. 이러한 조건에서는 세부 고장 유형을 모두 분류하는 지도학습보다, 정상 기준선을 먼저 확보하고 데이터 사용 전 이상 가능 구간을 선별하는 점검 절차가 현실적인 출발점이 된다.</w:t>
+      </w:r>
+    </w:p>
+    <w:p>
+      <w:pPr>
         <w:pStyle w:val="KHeading1"/>
         <w:spacing w:before="160" w:after="70" w:line="280" w:lineRule="auto"/>
         <w:keepNext/>
@@ -2222,6 +2305,39 @@
     <w:p>
       <w:pPr>
         <w:pStyle w:val="BodyText"/>
+        <w:jc w:val="both"/>
+        <w:ind w:firstLine="180"/>
+        <w:spacing w:before="0" w:after="80" w:line="300" w:lineRule="auto"/>
+      </w:pPr>
+      <w:r>
+        <w:rPr>
+          <w:rFonts w:ascii="Batang" w:hAnsi="Batang" w:eastAsia="Batang"/>
+          <w:sz w:val="19"/>
+          <w:szCs w:val="19"/>
+        </w:rPr>
+        <w:t>FCS 환경에서도 제안 구조는 주기 메시지, 시간 간격, 메시지 손실 여부와 같은 입력을 사용하여 적용할 수 있다. 다만 기존 FCS 연구가 실시간 운용 메시지의 이상탐지에 초점을 둔다면</w:t>
+      </w:r>
+      <w:r>
+        <w:rPr>
+          <w:rFonts w:ascii="Batang" w:hAnsi="Batang" w:eastAsia="Batang"/>
+          <w:sz w:val="14"/>
+          <w:szCs w:val="14"/>
+          <w:vertAlign w:val="superscript"/>
+        </w:rPr>
+        <w:t>[10]</w:t>
+      </w:r>
+      <w:r>
+        <w:rPr>
+          <w:rFonts w:ascii="Batang" w:hAnsi="Batang" w:eastAsia="Batang"/>
+          <w:sz w:val="19"/>
+          <w:szCs w:val="19"/>
+        </w:rPr>
+        <w:t>, 본 논문은 특정 운용 기능의 자동 판정보다 시험·정비 데이터가 후속 분석에 사용될 수 있는지 확인하는 사전 점검 절차와 신뢰도 확보에 초점을 둔다. 따라서 산출물도 최종 고장 판정이 아니라 검토 우선순위, 규칙 위반 내역, 데이터 처리 이력으로 정의하는 것이 적절하다.</w:t>
+      </w:r>
+    </w:p>
+    <w:p>
+      <w:pPr>
+        <w:pStyle w:val="BodyText"/>
         <w:ind w:firstLine="180"/>
         <w:spacing w:before="0" w:after="80" w:line="300" w:lineRule="auto"/>
       </w:pPr>
@@ -2520,6 +2636,75 @@
           <w:szCs w:val="17"/>
         </w:rPr>
         <w:t>Ester, M., Kriegel, H.-P., Sander, J. and Xu, X., “A Density-Based Algorithm for Discovering Clusters in Large Spatial Databases with Noise,” Proceedings of the 2nd International Conference on Knowledge Discovery and Data Mining, pp. 226-231, 1996.</w:t>
+      </w:r>
+    </w:p>
+    <w:p>
+      <w:pPr>
+        <w:pStyle w:val="Reference"/>
+        <w:ind w:left="360" w:firstLine="-360"/>
+        <w:spacing w:before="0" w:after="35" w:line="240" w:lineRule="auto"/>
+      </w:pPr>
+      <w:r>
+        <w:rPr>
+          <w:rFonts w:ascii="Times New Roman" w:hAnsi="Times New Roman" w:eastAsia="Batang"/>
+          <w:sz w:val="17"/>
+          <w:szCs w:val="17"/>
+        </w:rPr>
+        <w:t xml:space="preserve">[10] </w:t>
+      </w:r>
+      <w:r>
+        <w:rPr>
+          <w:rFonts w:ascii="Times New Roman" w:hAnsi="Times New Roman" w:eastAsia="Batang"/>
+          <w:sz w:val="17"/>
+          <w:szCs w:val="17"/>
+        </w:rPr>
+        <w:t>Kim, H., Kwon, K., Choi, G., Moon, J. and Jung, H., "An AI-Based DAS Data Analysis for Real-Time Anomaly Detection in Missile Fire Control System," Proceedings of the KIMST Fall Conference, Guided Weapon System, pp. 599-600, 2025.</w:t>
+      </w:r>
+    </w:p>
+    <w:p>
+      <w:pPr>
+        <w:pStyle w:val="Reference"/>
+        <w:ind w:left="360" w:firstLine="-360"/>
+        <w:spacing w:before="0" w:after="35" w:line="240" w:lineRule="auto"/>
+      </w:pPr>
+      <w:r>
+        <w:rPr>
+          <w:rFonts w:ascii="Times New Roman" w:hAnsi="Times New Roman" w:eastAsia="Batang"/>
+          <w:sz w:val="17"/>
+          <w:szCs w:val="17"/>
+        </w:rPr>
+        <w:t xml:space="preserve">[11] </w:t>
+      </w:r>
+      <w:r>
+        <w:rPr>
+          <w:rFonts w:ascii="Times New Roman" w:hAnsi="Times New Roman" w:eastAsia="Batang"/>
+          <w:sz w:val="17"/>
+          <w:szCs w:val="17"/>
+        </w:rPr>
+        <w:t>Min, G. and Jin, J., "Development of DB Analysis SW for Depot Test-Equipment Based on Big Data," Proceedings of the KIMST Annual Conference, Structures and Machinery, pp. 73-74, 2025.</w:t>
+      </w:r>
+    </w:p>
+    <w:p>
+      <w:pPr>
+        <w:pStyle w:val="Reference"/>
+        <w:ind w:left="360" w:firstLine="-360"/>
+        <w:spacing w:before="0" w:after="35" w:line="240" w:lineRule="auto"/>
+      </w:pPr>
+      <w:r>
+        <w:rPr>
+          <w:rFonts w:ascii="Times New Roman" w:hAnsi="Times New Roman" w:eastAsia="Batang"/>
+          <w:sz w:val="17"/>
+          <w:szCs w:val="17"/>
+        </w:rPr>
+        <w:t xml:space="preserve">[12] </w:t>
+      </w:r>
+      <w:r>
+        <w:rPr>
+          <w:rFonts w:ascii="Times New Roman" w:hAnsi="Times New Roman" w:eastAsia="Batang"/>
+          <w:sz w:val="17"/>
+          <w:szCs w:val="17"/>
+        </w:rPr>
+        <w:t>Kim, G., Yoon, Y. A., Bak, B., Kim, M., Park, K., Jo, S. and Choi, H., "A Case Study on PHM Analysis Using Synthetic Data," Proceedings of the KIMST Annual Conference, Systems Engineering, pp. 1739-1740, 2022.</w:t>
       </w:r>
     </w:p>
     <w:sectPr>
